--- a/zht/docx/086.content.docx
+++ b/zht/docx/086.content.docx
@@ -417,18 +417,12 @@
           <w:lang w:val="zh_TW" w:bidi="zh_TW"/>
         </w:rPr>
       </w:r>
-      <w:hyperlink r:id="rId13">
-        <w:r>
-          <w:rPr>
-            <w:lang w:val="zh_TW" w:bidi="zh_TW"/>
-          </w:rPr>
-          <w:rPr>
-            <w:color w:val="0000EE"/>
-            <w:u w:val="single"/>
-          </w:rPr>
-          <w:t>使徒行傳25:6</w:t>
-        </w:r>
-      </w:hyperlink>
+      <w:r>
+        <w:rPr>
+          <w:lang w:val="zh_TW" w:bidi="zh_TW"/>
+        </w:rPr>
+        <w:t>使徒行傳25:6</w:t>
+      </w:r>
     </w:p>
     <w:p>
       <w:pPr>
@@ -441,18 +435,12 @@
           <w:lang w:val="zh_TW" w:bidi="zh_TW"/>
         </w:rPr>
       </w:r>
-      <w:hyperlink r:id="rId14">
-        <w:r>
-          <w:rPr>
-            <w:lang w:val="zh_TW" w:bidi="zh_TW"/>
-          </w:rPr>
-          <w:rPr>
-            <w:color w:val="0000EE"/>
-            <w:u w:val="single"/>
-          </w:rPr>
-          <w:t>路加福音2:1</w:t>
-        </w:r>
-      </w:hyperlink>
+      <w:r>
+        <w:rPr>
+          <w:lang w:val="zh_TW" w:bidi="zh_TW"/>
+        </w:rPr>
+        <w:t>路加福音2:1</w:t>
+      </w:r>
     </w:p>
     <w:p>
       <w:pPr>
@@ -465,18 +453,12 @@
           <w:lang w:val="zh_TW" w:bidi="zh_TW"/>
         </w:rPr>
       </w:r>
-      <w:hyperlink r:id="rId15">
-        <w:r>
-          <w:rPr>
-            <w:lang w:val="zh_TW" w:bidi="zh_TW"/>
-          </w:rPr>
-          <w:rPr>
-            <w:color w:val="0000EE"/>
-            <w:u w:val="single"/>
-          </w:rPr>
-          <w:t>路加福音20:23–24</w:t>
-        </w:r>
-      </w:hyperlink>
+      <w:r>
+        <w:rPr>
+          <w:lang w:val="zh_TW" w:bidi="zh_TW"/>
+        </w:rPr>
+        <w:t>路加福音20:23–24</w:t>
+      </w:r>
     </w:p>
     <w:p>
       <w:pPr>
@@ -489,18 +471,12 @@
           <w:lang w:val="zh_TW" w:bidi="zh_TW"/>
         </w:rPr>
       </w:r>
-      <w:hyperlink r:id="rId16">
-        <w:r>
-          <w:rPr>
-            <w:lang w:val="zh_TW" w:bidi="zh_TW"/>
-          </w:rPr>
-          <w:rPr>
-            <w:color w:val="0000EE"/>
-            <w:u w:val="single"/>
-          </w:rPr>
-          <w:t>路加福音23:2</w:t>
-        </w:r>
-      </w:hyperlink>
+      <w:r>
+        <w:rPr>
+          <w:lang w:val="zh_TW" w:bidi="zh_TW"/>
+        </w:rPr>
+        <w:t>路加福音23:2</w:t>
+      </w:r>
     </w:p>
     <w:p>
       <w:pPr>
@@ -513,18 +489,12 @@
           <w:lang w:val="zh_TW" w:bidi="zh_TW"/>
         </w:rPr>
       </w:r>
-      <w:hyperlink r:id="rId17">
-        <w:r>
-          <w:rPr>
-            <w:lang w:val="zh_TW" w:bidi="zh_TW"/>
-          </w:rPr>
-          <w:rPr>
-            <w:color w:val="0000EE"/>
-            <w:u w:val="single"/>
-          </w:rPr>
-          <w:t>馬可福音12:13–15</w:t>
-        </w:r>
-      </w:hyperlink>
+      <w:r>
+        <w:rPr>
+          <w:lang w:val="zh_TW" w:bidi="zh_TW"/>
+        </w:rPr>
+        <w:t>馬可福音12:13–15</w:t>
+      </w:r>
     </w:p>
     <w:p>
       <w:pPr>
@@ -537,18 +507,12 @@
           <w:lang w:val="zh_TW" w:bidi="zh_TW"/>
         </w:rPr>
       </w:r>
-      <w:hyperlink r:id="rId18">
-        <w:r>
-          <w:rPr>
-            <w:lang w:val="zh_TW" w:bidi="zh_TW"/>
-          </w:rPr>
-          <w:rPr>
-            <w:color w:val="0000EE"/>
-            <w:u w:val="single"/>
-          </w:rPr>
-          <w:t>馬太福音22:17</w:t>
-        </w:r>
-      </w:hyperlink>
+      <w:r>
+        <w:rPr>
+          <w:lang w:val="zh_TW" w:bidi="zh_TW"/>
+        </w:rPr>
+        <w:t>馬太福音22:17</w:t>
+      </w:r>
     </w:p>
     <w:p>
       <w:pPr>
@@ -561,18 +525,12 @@
           <w:lang w:val="zh_TW" w:bidi="zh_TW"/>
         </w:rPr>
       </w:r>
-      <w:hyperlink r:id="rId19">
-        <w:r>
-          <w:rPr>
-            <w:lang w:val="zh_TW" w:bidi="zh_TW"/>
-          </w:rPr>
-          <w:rPr>
-            <w:color w:val="0000EE"/>
-            <w:u w:val="single"/>
-          </w:rPr>
-          <w:t>腓立比書4:22</w:t>
-        </w:r>
-      </w:hyperlink>
+      <w:r>
+        <w:rPr>
+          <w:lang w:val="zh_TW" w:bidi="zh_TW"/>
+        </w:rPr>
+        <w:t>腓立比書4:22</w:t>
+      </w:r>
     </w:p>
     <w:p>
       <w:pPr>
@@ -898,18 +856,12 @@
           <w:lang w:val="zh_TW" w:bidi="zh_TW"/>
         </w:rPr>
       </w:r>
-      <w:hyperlink r:id="rId20">
-        <w:r>
-          <w:rPr>
-            <w:lang w:val="zh_TW" w:bidi="zh_TW"/>
-          </w:rPr>
-          <w:rPr>
-            <w:color w:val="0000EE"/>
-            <w:u w:val="single"/>
-          </w:rPr>
-          <w:t>使徒行傳9:30</w:t>
-        </w:r>
-      </w:hyperlink>
+      <w:r>
+        <w:rPr>
+          <w:lang w:val="zh_TW" w:bidi="zh_TW"/>
+        </w:rPr>
+        <w:t>使徒行傳9:30</w:t>
+      </w:r>
     </w:p>
     <w:p>
       <w:pPr>
@@ -922,18 +874,12 @@
           <w:lang w:val="zh_TW" w:bidi="zh_TW"/>
         </w:rPr>
       </w:r>
-      <w:hyperlink r:id="rId21">
-        <w:r>
-          <w:rPr>
-            <w:lang w:val="zh_TW" w:bidi="zh_TW"/>
-          </w:rPr>
-          <w:rPr>
-            <w:color w:val="0000EE"/>
-            <w:u w:val="single"/>
-          </w:rPr>
-          <w:t>使徒行傳10:1–2</w:t>
-        </w:r>
-      </w:hyperlink>
+      <w:r>
+        <w:rPr>
+          <w:lang w:val="zh_TW" w:bidi="zh_TW"/>
+        </w:rPr>
+        <w:t>使徒行傳10:1–2</w:t>
+      </w:r>
     </w:p>
     <w:p>
       <w:pPr>
@@ -946,18 +892,12 @@
           <w:lang w:val="zh_TW" w:bidi="zh_TW"/>
         </w:rPr>
       </w:r>
-      <w:hyperlink r:id="rId22">
-        <w:r>
-          <w:rPr>
-            <w:lang w:val="zh_TW" w:bidi="zh_TW"/>
-          </w:rPr>
-          <w:rPr>
-            <w:color w:val="0000EE"/>
-            <w:u w:val="single"/>
-          </w:rPr>
-          <w:t>使徒行傳25:1</w:t>
-        </w:r>
-      </w:hyperlink>
+      <w:r>
+        <w:rPr>
+          <w:lang w:val="zh_TW" w:bidi="zh_TW"/>
+        </w:rPr>
+        <w:t>使徒行傳25:1</w:t>
+      </w:r>
     </w:p>
     <w:p>
       <w:pPr>
@@ -970,18 +910,12 @@
           <w:lang w:val="zh_TW" w:bidi="zh_TW"/>
         </w:rPr>
       </w:r>
-      <w:hyperlink r:id="rId23">
-        <w:r>
-          <w:rPr>
-            <w:lang w:val="zh_TW" w:bidi="zh_TW"/>
-          </w:rPr>
-          <w:rPr>
-            <w:color w:val="0000EE"/>
-            <w:u w:val="single"/>
-          </w:rPr>
-          <w:t>使徒行傳25:14</w:t>
-        </w:r>
-      </w:hyperlink>
+      <w:r>
+        <w:rPr>
+          <w:lang w:val="zh_TW" w:bidi="zh_TW"/>
+        </w:rPr>
+        <w:t>使徒行傳25:14</w:t>
+      </w:r>
     </w:p>
     <w:p>
       <w:pPr>
@@ -994,18 +928,12 @@
           <w:lang w:val="zh_TW" w:bidi="zh_TW"/>
         </w:rPr>
       </w:r>
-      <w:hyperlink r:id="rId24">
-        <w:r>
-          <w:rPr>
-            <w:lang w:val="zh_TW" w:bidi="zh_TW"/>
-          </w:rPr>
-          <w:rPr>
-            <w:color w:val="0000EE"/>
-            <w:u w:val="single"/>
-          </w:rPr>
-          <w:t>馬可福音8:27</w:t>
-        </w:r>
-      </w:hyperlink>
+      <w:r>
+        <w:rPr>
+          <w:lang w:val="zh_TW" w:bidi="zh_TW"/>
+        </w:rPr>
+        <w:t>馬可福音8:27</w:t>
+      </w:r>
     </w:p>
     <w:p>
       <w:pPr>
@@ -1018,18 +946,12 @@
           <w:lang w:val="zh_TW" w:bidi="zh_TW"/>
         </w:rPr>
       </w:r>
-      <w:hyperlink r:id="rId25">
-        <w:r>
-          <w:rPr>
-            <w:lang w:val="zh_TW" w:bidi="zh_TW"/>
-          </w:rPr>
-          <w:rPr>
-            <w:color w:val="0000EE"/>
-            <w:u w:val="single"/>
-          </w:rPr>
-          <w:t>馬太福音16:13–16</w:t>
-        </w:r>
-      </w:hyperlink>
+      <w:r>
+        <w:rPr>
+          <w:lang w:val="zh_TW" w:bidi="zh_TW"/>
+        </w:rPr>
+        <w:t>馬太福音16:13–16</w:t>
+      </w:r>
     </w:p>
     <w:p>
       <w:pPr>

--- a/zht/docx/086.content.docx
+++ b/zht/docx/086.content.docx
@@ -777,13 +777,7 @@
         <w:rPr>
           <w:lang w:val="zh_TW" w:bidi="zh_TW"/>
         </w:rPr>
-        <w:t>，</w:t>
-      </w:r>
-      <w:r>
-        <w:rPr>
-          <w:lang w:val="zh_TW" w:bidi="zh_TW"/>
-        </w:rPr>
-        <w:t>海，</w:t>
+        <w:t>，海，</w:t>
       </w:r>
       <w:r>
         <w:rPr>
